--- a/Seminario de Sistemas/Clases/Clase 13 - Diseño de interfaces/Taller PI - Clase 13 - VetCare.docx
+++ b/Seminario de Sistemas/Clases/Clase 13 - Diseño de interfaces/Taller PI - Clase 13 - VetCare.docx
@@ -474,7 +474,7 @@
           <w:color w:val="2B2B2B"/>
           <w:sz w:val="22"/>
         </w:rPr>
-        <w:t>Sube tu taller en ExamLab (examlab.lovable.app/app)</w:t>
+        <w:t>Sube tu taller en ExamLab (https://examlab.lovable.app/)</w:t>
       </w:r>
       <w:r>
         <w:rPr>

--- a/Seminario de Sistemas/Clases/Clase 13 - Diseño de interfaces/Taller PI - Clase 13 - VetCare.docx
+++ b/Seminario de Sistemas/Clases/Clase 13 - Diseño de interfaces/Taller PI - Clase 13 - VetCare.docx
@@ -486,6 +486,237 @@
         <w:t xml:space="preserve"> — domingo 23:59. Un envio por equipo.</w:t>
       </w:r>
     </w:p>
+    <w:p>
+      <w:pPr>
+        <w:spacing w:after="120"/>
+      </w:pPr>
+      <w:r>
+        <w:rPr>
+          <w:rFonts w:ascii="Calibri" w:hAnsi="Calibri" w:eastAsia="Calibri"/>
+          <w:b/>
+          <w:color w:val="095292"/>
+          <w:sz w:val="24"/>
+        </w:rPr>
+        <w:t>8. Que vas a resolver en ExamLab</w:t>
+      </w:r>
+    </w:p>
+    <w:p>
+      <w:pPr>
+        <w:spacing w:after="120"/>
+      </w:pPr>
+      <w:r>
+        <w:rPr>
+          <w:rFonts w:ascii="Calibri" w:hAnsi="Calibri" w:eastAsia="Calibri"/>
+          <w:b w:val="0"/>
+          <w:color w:val="2B2B2B"/>
+          <w:sz w:val="22"/>
+        </w:rPr>
+        <w:t>El estudiante entrega los wireframes anotados de Registrar mascota y Buscar expediente, el prototipo navegable enlazado, la trazabilidad campo a RF y la bitacora de la prueba de pasillo.</w:t>
+      </w:r>
+    </w:p>
+    <w:p>
+      <w:pPr>
+        <w:spacing w:after="120"/>
+      </w:pPr>
+      <w:r>
+        <w:rPr>
+          <w:rFonts w:ascii="Calibri" w:hAnsi="Calibri" w:eastAsia="Calibri"/>
+          <w:b w:val="0"/>
+          <w:color w:val="2B2B2B"/>
+          <w:sz w:val="22"/>
+        </w:rPr>
+        <w:t>El taller se resuelve y se entrega en ExamLab (https://examlab.lovable.app/), en el modulo Talleres. Son 5 preguntas y suman 100 puntos. Lo que sigue es lo que vas a encontrar en cada una, para que sepas de antemano en que forma se responde:</w:t>
+      </w:r>
+    </w:p>
+    <w:p>
+      <w:r>
+        <w:rPr>
+          <w:rFonts w:ascii="Calibri" w:hAnsi="Calibri" w:eastAsia="Calibri"/>
+          <w:b/>
+          <w:color w:val="2B2B2B"/>
+          <w:sz w:val="22"/>
+        </w:rPr>
+        <w:t>Pregunta 1 - Respuesta escrita (30 pts):</w:t>
+      </w:r>
+      <w:r>
+        <w:rPr>
+          <w:rFonts w:ascii="Calibri" w:hAnsi="Calibri" w:eastAsia="Calibri"/>
+          <w:b w:val="0"/>
+          <w:color w:val="2B2B2B"/>
+          <w:sz w:val="22"/>
+        </w:rPr>
+        <w:t xml:space="preserve"> Wireframe de la pantalla Registrar mascota.</w:t>
+      </w:r>
+    </w:p>
+    <w:p>
+      <w:pPr>
+        <w:pStyle w:val="ListBullet"/>
+        <w:spacing w:after="40"/>
+      </w:pPr>
+      <w:r>
+        <w:rPr>
+          <w:rFonts w:ascii="Calibri" w:hAnsi="Calibri" w:eastAsia="Calibri"/>
+          <w:b w:val="0"/>
+          <w:color w:val="2B2B2B"/>
+          <w:sz w:val="22"/>
+        </w:rPr>
+        <w:t>Un cuadro de texto. Se escribe directamente en la plataforma; no se sube archivo.</w:t>
+      </w:r>
+    </w:p>
+    <w:p>
+      <w:r>
+        <w:rPr>
+          <w:rFonts w:ascii="Calibri" w:hAnsi="Calibri" w:eastAsia="Calibri"/>
+          <w:b/>
+          <w:color w:val="2B2B2B"/>
+          <w:sz w:val="22"/>
+        </w:rPr>
+        <w:t>Pregunta 2 - Respuesta escrita (25 pts):</w:t>
+      </w:r>
+      <w:r>
+        <w:rPr>
+          <w:rFonts w:ascii="Calibri" w:hAnsi="Calibri" w:eastAsia="Calibri"/>
+          <w:b w:val="0"/>
+          <w:color w:val="2B2B2B"/>
+          <w:sz w:val="22"/>
+        </w:rPr>
+        <w:t xml:space="preserve"> Tabla de anotaciones: cada campo amarrado a un RF y a un atributo.</w:t>
+      </w:r>
+    </w:p>
+    <w:p>
+      <w:pPr>
+        <w:pStyle w:val="ListBullet"/>
+        <w:spacing w:after="40"/>
+      </w:pPr>
+      <w:r>
+        <w:rPr>
+          <w:rFonts w:ascii="Calibri" w:hAnsi="Calibri" w:eastAsia="Calibri"/>
+          <w:b w:val="0"/>
+          <w:color w:val="2B2B2B"/>
+          <w:sz w:val="22"/>
+        </w:rPr>
+        <w:t>Un cuadro de texto. Se escribe directamente en la plataforma; no se sube archivo.</w:t>
+      </w:r>
+    </w:p>
+    <w:p>
+      <w:r>
+        <w:rPr>
+          <w:rFonts w:ascii="Calibri" w:hAnsi="Calibri" w:eastAsia="Calibri"/>
+          <w:b/>
+          <w:color w:val="2B2B2B"/>
+          <w:sz w:val="22"/>
+        </w:rPr>
+        <w:t>Pregunta 3 - Respuesta escrita (20 pts):</w:t>
+      </w:r>
+      <w:r>
+        <w:rPr>
+          <w:rFonts w:ascii="Calibri" w:hAnsi="Calibri" w:eastAsia="Calibri"/>
+          <w:b w:val="0"/>
+          <w:color w:val="2B2B2B"/>
+          <w:sz w:val="22"/>
+        </w:rPr>
+        <w:t xml:space="preserve"> Pantalla Buscar expediente y el caso de resultados multiples.</w:t>
+      </w:r>
+    </w:p>
+    <w:p>
+      <w:pPr>
+        <w:pStyle w:val="ListBullet"/>
+        <w:spacing w:after="40"/>
+      </w:pPr>
+      <w:r>
+        <w:rPr>
+          <w:rFonts w:ascii="Calibri" w:hAnsi="Calibri" w:eastAsia="Calibri"/>
+          <w:b w:val="0"/>
+          <w:color w:val="2B2B2B"/>
+          <w:sz w:val="22"/>
+        </w:rPr>
+        <w:t>Un cuadro de texto. Se escribe directamente en la plataforma; no se sube archivo.</w:t>
+      </w:r>
+    </w:p>
+    <w:p>
+      <w:r>
+        <w:rPr>
+          <w:rFonts w:ascii="Calibri" w:hAnsi="Calibri" w:eastAsia="Calibri"/>
+          <w:b/>
+          <w:color w:val="2B2B2B"/>
+          <w:sz w:val="22"/>
+        </w:rPr>
+        <w:t>Pregunta 4 - Diagrama (Mermaid) (15 pts):</w:t>
+      </w:r>
+      <w:r>
+        <w:rPr>
+          <w:rFonts w:ascii="Calibri" w:hAnsi="Calibri" w:eastAsia="Calibri"/>
+          <w:b w:val="0"/>
+          <w:color w:val="2B2B2B"/>
+          <w:sz w:val="22"/>
+        </w:rPr>
+        <w:t xml:space="preserve"> Mapa de navegacion del prototipo.</w:t>
+      </w:r>
+    </w:p>
+    <w:p>
+      <w:pPr>
+        <w:pStyle w:val="ListBullet"/>
+        <w:spacing w:after="40"/>
+      </w:pPr>
+      <w:r>
+        <w:rPr>
+          <w:rFonts w:ascii="Calibri" w:hAnsi="Calibri" w:eastAsia="Calibri"/>
+          <w:b w:val="0"/>
+          <w:color w:val="2B2B2B"/>
+          <w:sz w:val="22"/>
+        </w:rPr>
+        <w:t>El diagrama se escribe como texto en sintaxis Mermaid y la plataforma lo dibuja al instante. No hay que exportar imagenes ni salir a otra herramienta.</w:t>
+      </w:r>
+    </w:p>
+    <w:p>
+      <w:r>
+        <w:rPr>
+          <w:rFonts w:ascii="Calibri" w:hAnsi="Calibri" w:eastAsia="Calibri"/>
+          <w:b/>
+          <w:color w:val="2B2B2B"/>
+          <w:sz w:val="22"/>
+        </w:rPr>
+        <w:t>Pregunta 5 - Respuesta escrita (10 pts):</w:t>
+      </w:r>
+      <w:r>
+        <w:rPr>
+          <w:rFonts w:ascii="Calibri" w:hAnsi="Calibri" w:eastAsia="Calibri"/>
+          <w:b w:val="0"/>
+          <w:color w:val="2B2B2B"/>
+          <w:sz w:val="22"/>
+        </w:rPr>
+        <w:t xml:space="preserve"> Prueba de pasillo y evidencia de los cuatro principios.</w:t>
+      </w:r>
+    </w:p>
+    <w:p>
+      <w:pPr>
+        <w:pStyle w:val="ListBullet"/>
+        <w:spacing w:after="40"/>
+      </w:pPr>
+      <w:r>
+        <w:rPr>
+          <w:rFonts w:ascii="Calibri" w:hAnsi="Calibri" w:eastAsia="Calibri"/>
+          <w:b w:val="0"/>
+          <w:color w:val="2B2B2B"/>
+          <w:sz w:val="22"/>
+        </w:rPr>
+        <w:t>Un cuadro de texto. Se escribe directamente en la plataforma; no se sube archivo.</w:t>
+      </w:r>
+    </w:p>
+    <w:p>
+      <w:pPr>
+        <w:spacing w:after="120"/>
+      </w:pPr>
+      <w:r>
+        <w:rPr>
+          <w:rFonts w:ascii="Calibri" w:hAnsi="Calibri" w:eastAsia="Calibri"/>
+          <w:b w:val="0"/>
+          <w:color w:val="2B2B2B"/>
+          <w:sz w:val="22"/>
+        </w:rPr>
+        <w:t>Cada pregunta trae su propio enunciado completo dentro de la plataforma: puedes resolver el taller leyendo solo ExamLab. Este documento sirve para prepararte y para trabajar en equipo antes de responder.</w:t>
+      </w:r>
+    </w:p>
     <w:sectPr>
       <w:pgSz w:w="12240" w:h="15840"/>
       <w:pgMar w:top="1440" w:right="1800" w:bottom="1440" w:left="1800" w:header="720" w:footer="720" w:gutter="0"/>

--- a/Seminario de Sistemas/Clases/Clase 13 - Diseño de interfaces/Taller PI - Clase 13 - VetCare.docx
+++ b/Seminario de Sistemas/Clases/Clase 13 - Diseño de interfaces/Taller PI - Clase 13 - VetCare.docx
@@ -72,6 +72,21 @@
           <w:sz w:val="22"/>
         </w:rPr>
         <w:t>Hoy avanzamos el PI en: Quedan listas las pantallas de Registrar mascota y Buscar expediente de VetCare, anotadas y conectadas en un prototipo navegable.</w:t>
+      </w:r>
+    </w:p>
+    <w:p>
+      <w:pPr>
+        <w:spacing w:after="120"/>
+        <w:shd w:val="clear" w:fill="EDEDED"/>
+      </w:pPr>
+      <w:r>
+        <w:rPr>
+          <w:rFonts w:ascii="Calibri" w:hAnsi="Calibri" w:eastAsia="Calibri"/>
+          <w:b w:val="0"/>
+          <w:color w:val="2B2B2B"/>
+          <w:sz w:val="20"/>
+        </w:rPr>
+        <w:t>Modalidad de trabajo: individual por defecto. El docente puede autorizar equipos de 2 o 3 integrantes; en ese caso el artefacto puede ser compartido, pero la entrega en ExamLab siempre es individual (cada estudiante responde las preguntas abiertas con sus propias palabras) y cualquier integrante debe poder explicar cualquier parte en 60 segundos.</w:t>
       </w:r>
     </w:p>
     <w:p>
@@ -287,7 +302,7 @@
           <w:color w:val="2B2B2B"/>
           <w:sz w:val="22"/>
         </w:rPr>
-        <w:t>Paso 5. Hagan prueba de pasillo con un integrante de otro equipo, denle la tarea registrar la mascota Luna de la señora Perez y encontrar su ficha, no le expliquen nada, cronometren, cuenten clics y anoten los dos puntos donde dudo; escriban abajo los dos cambios concretos que haran al diseño por lo observado.</w:t>
+        <w:t>Paso 5. Hagan prueba de pasillo con otro compañero, denle la tarea registrar la mascota Luna de la señora Perez y encontrar su ficha, no le expliquen nada, cronometren, cuenten clics y anoten los dos puntos donde dudo; escriban abajo los dos cambios concretos que haran al diseño por lo observado.</w:t>
       </w:r>
     </w:p>
     <w:p>
@@ -483,7 +498,7 @@
           <w:color w:val="2B2B2B"/>
           <w:sz w:val="22"/>
         </w:rPr>
-        <w:t xml:space="preserve"> — domingo 23:59. Un envio por equipo.</w:t>
+        <w:t xml:space="preserve"> — domingo 23:59. Un envio por estudiante.</w:t>
       </w:r>
     </w:p>
     <w:p>
@@ -714,7 +729,7 @@
           <w:color w:val="2B2B2B"/>
           <w:sz w:val="22"/>
         </w:rPr>
-        <w:t>Cada pregunta trae su propio enunciado completo dentro de la plataforma: puedes resolver el taller leyendo solo ExamLab. Este documento sirve para prepararte y para trabajar en equipo antes de responder.</w:t>
+        <w:t>Cada pregunta trae su propio enunciado completo dentro de la plataforma: puedes resolver el taller leyendo solo ExamLab. Este documento sirve para prepararte y conservar tus respuestas. La actividad es individual; si el docente autoriza trabajo en equipo, la entrega en ExamLab sigue siendo individual.</w:t>
       </w:r>
     </w:p>
     <w:sectPr>

--- a/Seminario de Sistemas/Clases/Clase 13 - Diseño de interfaces/Taller PI - Clase 13 - VetCare.docx
+++ b/Seminario de Sistemas/Clases/Clase 13 - Diseño de interfaces/Taller PI - Clase 13 - VetCare.docx
@@ -489,7 +489,7 @@
           <w:color w:val="2B2B2B"/>
           <w:sz w:val="22"/>
         </w:rPr>
-        <w:t>Sube tu taller en ExamLab (https://examlab.lovable.app/)</w:t>
+        <w:t>Sube tu taller en ExamLab (https://uniaj.examlab.workers.dev/)</w:t>
       </w:r>
       <w:r>
         <w:rPr>
@@ -540,7 +540,7 @@
           <w:color w:val="2B2B2B"/>
           <w:sz w:val="22"/>
         </w:rPr>
-        <w:t>El taller se resuelve y se entrega en ExamLab (https://examlab.lovable.app/), en el modulo Talleres. Son 5 preguntas y suman 100 puntos. Lo que sigue es lo que vas a encontrar en cada una, para que sepas de antemano en que forma se responde:</w:t>
+        <w:t>El taller se resuelve y se entrega en ExamLab (https://uniaj.examlab.workers.dev/), en el modulo Talleres. Son 5 preguntas y suman 100 puntos. Lo que sigue es lo que vas a encontrar en cada una, para que sepas de antemano en que forma se responde:</w:t>
       </w:r>
     </w:p>
     <w:p>

--- a/Seminario de Sistemas/Clases/Clase 13 - Diseño de interfaces/Taller PI - Clase 13 - VetCare.docx
+++ b/Seminario de Sistemas/Clases/Clase 13 - Diseño de interfaces/Taller PI - Clase 13 - VetCare.docx
@@ -680,7 +680,7 @@
           <w:color w:val="2B2B2B"/>
           <w:sz w:val="22"/>
         </w:rPr>
-        <w:t>El diagrama se escribe como texto en sintaxis Mermaid y la plataforma lo dibuja al instante. No hay que exportar imagenes ni salir a otra herramienta.</w:t>
+        <w:t>El diagrama se escribe como texto en sintaxis Mermaid y la plataforma lo dibuja al instante: no se sube una imagen. Puedes disenarlo primero a mano en Excalidraw o draw.io y pedirle a una IA que lo traduzca a Mermaid (ver «Del boceto al codigo Mermaid» mas abajo).</w:t>
       </w:r>
     </w:p>
     <w:p>
@@ -716,6 +716,128 @@
           <w:sz w:val="22"/>
         </w:rPr>
         <w:t>Un cuadro de texto. Se escribe directamente en la plataforma; no se sube archivo.</w:t>
+      </w:r>
+    </w:p>
+    <w:p>
+      <w:pPr>
+        <w:spacing w:after="120"/>
+      </w:pPr>
+      <w:r>
+        <w:rPr>
+          <w:rFonts w:ascii="Calibri" w:hAnsi="Calibri" w:eastAsia="Calibri"/>
+          <w:b/>
+          <w:color w:val="095292"/>
+          <w:sz w:val="22"/>
+        </w:rPr>
+        <w:t>Del boceto al codigo Mermaid</w:t>
+      </w:r>
+    </w:p>
+    <w:p>
+      <w:pPr>
+        <w:spacing w:after="120"/>
+      </w:pPr>
+      <w:r>
+        <w:rPr>
+          <w:rFonts w:ascii="Calibri" w:hAnsi="Calibri" w:eastAsia="Calibri"/>
+          <w:b w:val="0"/>
+          <w:color w:val="2B2B2B"/>
+          <w:sz w:val="22"/>
+        </w:rPr>
+        <w:t>La pregunta de diagrama NO recibe imagenes: se responde con codigo Mermaid (`flowchart`) que la plataforma dibuja al instante. No tienes que escribirlo de memoria; el camino corto es este:</w:t>
+      </w:r>
+    </w:p>
+    <w:p>
+      <w:r>
+        <w:rPr>
+          <w:rFonts w:ascii="Calibri" w:hAnsi="Calibri" w:eastAsia="Calibri"/>
+          <w:b/>
+          <w:color w:val="2B2B2B"/>
+          <w:sz w:val="22"/>
+        </w:rPr>
+        <w:t>1. Disena visual:</w:t>
+      </w:r>
+      <w:r>
+        <w:rPr>
+          <w:rFonts w:ascii="Calibri" w:hAnsi="Calibri" w:eastAsia="Calibri"/>
+          <w:b w:val="0"/>
+          <w:color w:val="2B2B2B"/>
+          <w:sz w:val="22"/>
+        </w:rPr>
+        <w:t xml:space="preserve"> Dibuja el diagrama como quieras en Excalidraw o draw.io: es mas rapido arrastrar cajas que escribir codigo, y ahi es donde piensas el modelo.</w:t>
+      </w:r>
+    </w:p>
+    <w:p>
+      <w:r>
+        <w:rPr>
+          <w:rFonts w:ascii="Calibri" w:hAnsi="Calibri" w:eastAsia="Calibri"/>
+          <w:b/>
+          <w:color w:val="2B2B2B"/>
+          <w:sz w:val="22"/>
+        </w:rPr>
+        <w:t>2. Traduce con IA:</w:t>
+      </w:r>
+      <w:r>
+        <w:rPr>
+          <w:rFonts w:ascii="Calibri" w:hAnsi="Calibri" w:eastAsia="Calibri"/>
+          <w:b w:val="0"/>
+          <w:color w:val="2B2B2B"/>
+          <w:sz w:val="22"/>
+        </w:rPr>
+        <w:t xml:space="preserve"> Copia o describe tu boceto a una IA y pidele el codigo Mermaid: «convierte este diagrama a Mermaid usando `flowchart`». Revisa el resultado: la IA acierta la sintaxis, no tu modelo.</w:t>
+      </w:r>
+    </w:p>
+    <w:p>
+      <w:r>
+        <w:rPr>
+          <w:rFonts w:ascii="Calibri" w:hAnsi="Calibri" w:eastAsia="Calibri"/>
+          <w:b/>
+          <w:color w:val="2B2B2B"/>
+          <w:sz w:val="22"/>
+        </w:rPr>
+        <w:t>3. Pega y renderiza en ExamLab:</w:t>
+      </w:r>
+      <w:r>
+        <w:rPr>
+          <w:rFonts w:ascii="Calibri" w:hAnsi="Calibri" w:eastAsia="Calibri"/>
+          <w:b w:val="0"/>
+          <w:color w:val="2B2B2B"/>
+          <w:sz w:val="22"/>
+        </w:rPr>
+        <w:t xml:space="preserve"> Pega ese codigo en la caja de texto de la pregunta y mira como lo dibuja la plataforma. Si no renderiza, corrige ahi mismo: lo que se califica es el diagrama renderizado dentro de ExamLab.</w:t>
+      </w:r>
+    </w:p>
+    <w:p>
+      <w:r>
+        <w:rPr>
+          <w:rFonts w:ascii="Calibri" w:hAnsi="Calibri" w:eastAsia="Calibri"/>
+          <w:b/>
+          <w:color w:val="2B2B2B"/>
+          <w:sz w:val="22"/>
+        </w:rPr>
+        <w:t>4. Guarda el PNG para tu PI:</w:t>
+      </w:r>
+      <w:r>
+        <w:rPr>
+          <w:rFonts w:ascii="Calibri" w:hAnsi="Calibri" w:eastAsia="Calibri"/>
+          <w:b w:val="0"/>
+          <w:color w:val="2B2B2B"/>
+          <w:sz w:val="22"/>
+        </w:rPr>
+        <w:t xml:space="preserve"> Exporta tambien la imagen a la carpeta de tu Proyecto Integrador. Esa copia es para tu informe; no reemplaza la respuesta en la plataforma.</w:t>
+      </w:r>
+    </w:p>
+    <w:p>
+      <w:pPr>
+        <w:spacing w:after="120"/>
+      </w:pPr>
+      <w:r>
+        <w:rPr>
+          <w:rFonts w:ascii="Calibri" w:hAnsi="Calibri" w:eastAsia="Calibri"/>
+          <w:b w:val="0"/>
+          <w:color w:val="2B2B2B"/>
+          <w:sz w:val="22"/>
+        </w:rPr>
+        <w:t>Si la IA te devuelve algo que no renderiza, no lo pegues tal cual: corrigelo en ExamLab hasta ver el dibujo. Un diagrama que no renderiza no se puede calificar.</w:t>
       </w:r>
     </w:p>
     <w:p>
